--- a/pr-preview/pr-152/chapters/notation.docx
+++ b/pr-preview/pr-152/chapters/notation.docx
@@ -15,7 +15,7 @@
         <w:pStyle w:val="Date"/>
       </w:pPr>
       <w:r>
-        <w:t xml:space="preserve">Last modified: 2026-10-09 01:54:54 (PDT)</w:t>
+        <w:t xml:space="preserve">Last modified: 2026-10-09 05:36:02 (PDT)</w:t>
       </w:r>
     </w:p>
     <w:tbl>
@@ -8592,13 +8592,28 @@
         <w:t xml:space="preserve"> </w:t>
       </w:r>
       <w:r>
-        <w:t xml:space="preserve">A set whose symbol is fixed by convention and always means the same set,</w:t>
-      </w:r>
-      <w:r>
-        <w:t xml:space="preserve"> </w:t>
-      </w:r>
-      <w:r>
-        <w:t xml:space="preserve">such as the real numbers, gets one shared macro,</w:t>
+        <w:t xml:space="preserve">Name the macro for the set, such as</w:t>
+      </w:r>
+      <w:r>
+        <w:t xml:space="preserve"> </w:t>
+      </w:r>
+      <w:r>
+        <w:rPr>
+          <w:rStyle w:val="VerbatimChar"/>
+        </w:rPr>
+        <w:t xml:space="preserve">\reals</w:t>
+      </w:r>
+      <w:r>
+        <w:t xml:space="preserve"> </w:t>
+      </w:r>
+      <w:r>
+        <w:t xml:space="preserve">for the real numbers,</w:t>
+      </w:r>
+      <w:r>
+        <w:t xml:space="preserve"> </w:t>
+      </w:r>
+      <w:r>
+        <w:t xml:space="preserve">not for the font, as</w:t>
       </w:r>
       <w:r>
         <w:t xml:space="preserve"> </w:t>
@@ -8610,31 +8625,10 @@
         <w:t xml:space="preserve">\bbR</w:t>
       </w:r>
       <w:r>
-        <w:t xml:space="preserve">,</w:t>
-      </w:r>
-      <w:r>
-        <w:t xml:space="preserve"> </w:t>
-      </w:r>
-      <w:r>
-        <w:t xml:space="preserve">so every document draws it the same way.</w:t>
-      </w:r>
-      <w:r>
-        <w:t xml:space="preserve"> </w:t>
-      </w:r>
-      <w:r>
-        <w:t xml:space="preserve">That differs from</w:t>
-      </w:r>
-      <w:r>
-        <w:t xml:space="preserve"> </w:t>
-      </w:r>
-      <w:r>
-        <w:rPr>
-          <w:rStyle w:val="VerbatimChar"/>
-        </w:rPr>
-        <w:t xml:space="preserve">\vdelta</w:t>
-      </w:r>
-      <w:r>
-        <w:t xml:space="preserve">, whose letter stands for a different quantity in each document.</w:t>
+        <w:t xml:space="preserve"> </w:t>
+      </w:r>
+      <w:r>
+        <w:t xml:space="preserve">would be.</w:t>
       </w:r>
       <w:r>
         <w:t xml:space="preserve"> </w:t>
@@ -8717,7 +8711,7 @@
         <w:rPr>
           <w:rStyle w:val="VerbatimChar"/>
         </w:rPr>
-        <w:t xml:space="preserve">The function maps $\bbR$ to $\bbR$.</w:t>
+        <w:t xml:space="preserve">The function maps $\reals$ to $\reals$.</w:t>
       </w:r>
     </w:p>
     <w:p>
@@ -8746,7 +8740,7 @@
         <w:rPr>
           <w:rStyle w:val="VerbatimChar"/>
         </w:rPr>
-        <w:t xml:space="preserve">\bbR</w:t>
+        <w:t xml:space="preserve">\reals</w:t>
       </w:r>
       <w:r>
         <w:t xml:space="preserve"> </w:t>
